--- a/data/Dialogues EU-LAC_EU-LAC Digital Alliance High-Level Policy Dialogue on E-Governance.docx
+++ b/data/Dialogues EU-LAC_EU-LAC Digital Alliance High-Level Policy Dialogue on E-Governance.docx
@@ -2,13 +2,13 @@
 <file path=word/document.xml><?xml version="1.0" encoding="utf-8"?>
 <w:document xmlns:w="http://schemas.openxmlformats.org/wordprocessingml/2006/main" xmlns:m="http://schemas.openxmlformats.org/officeDocument/2006/math" xmlns:r="http://schemas.openxmlformats.org/officeDocument/2006/relationships" xmlns:o="urn:schemas-microsoft-com:office:office" xmlns:v="urn:schemas-microsoft-com:vml" xmlns:w10="urn:schemas-microsoft-com:office:word" xmlns:a="http://schemas.openxmlformats.org/drawingml/2006/main" xmlns:pic="http://schemas.openxmlformats.org/drawingml/2006/picture" xmlns:wp="http://schemas.openxmlformats.org/drawingml/2006/wordprocessingDrawing">
   <w:body>
-    <w:bookmarkStart w:id="26" w:name="Xbe6dfd52afa3f23d47a50d24e0c3f89bf878f20"/>
+    <w:bookmarkStart w:id="26" w:name="Xa75ac59d921494fea59c1a879060075bc65e465"/>
     <w:p>
       <w:pPr>
         <w:pStyle w:val="Heading1"/>
       </w:pPr>
       <w:r>
-        <w:t xml:space="preserve">EU-LAC Digital Alliance Advances E-Governance Cooperation and Interoperability</w:t>
+        <w:t xml:space="preserve">EU-LAC Digital Alliance High-Level Policy Dialogue on E-Governance 2024</w:t>
       </w:r>
     </w:p>
     <w:p>
@@ -55,7 +55,7 @@
         <w:pStyle w:val="FirstParagraph"/>
       </w:pPr>
       <w:r>
-        <w:t xml:space="preserve">The EU-LAC Digital Alliance convened a High-Level Policy Dialogue on E-Governance in San José, Costa Rica, from May 15-17, 2024, to enhance cooperation in digital public services. The meeting aimed to develop an action plan for improving interoperability among digital services in Latin America and the Caribbean (LAC) and the European Union (EU). Key initiatives discussed included the Central American Digital Trade Platform, which aims to streamline trade operations and reduce costs, and a project in El Salvador to modernize its civil registry system. The dialogue also emphasized the importance of closing the gender gap in technology through initiatives like GovStack, which empowers women in digital governance. The discussions set the groundwork for a bi-regional agenda leading up to the 2025 EU-CELAC Summit, reinforcing the commitment to regular cooperation on digital matters for the benefit of citizens.</w:t>
+        <w:t xml:space="preserve">The EU-LAC Digital Alliance High-Level Policy Dialogue on E-Governance, held in May 2024 in Costa Rica, focused on enhancing cooperation between the European Union and Latin America &amp; the Caribbean in digital public services. Key goals included improving interoperability among digital government systems, facilitating cross-border use of electronic IDs and signatures, and fostering trust. Notable initiatives include the Central American Digital Trade Platform, which simplifies trade across six countries and is supported by EU funding, and El Salvador’s project to modernize its digital civil registry to ensure legal identity for all citizens. The dialogue also emphasized closing the gender gap in GovTech through training programs for women. The event advanced a joint roadmap for bi-regional eGovernance cooperation ahead of the 2025 EU-CELAC Summit, reinforcing commitments to digital collaboration for economic growth and citizen-centric public services.</w:t>
       </w:r>
     </w:p>
     <w:bookmarkEnd w:id="20"/>
@@ -77,7 +77,7 @@
         </w:numPr>
       </w:pPr>
       <w:r>
-        <w:t xml:space="preserve">The EU-LAC Digital Alliance aims to enhance eGovernance through improved cooperation and interoperability between digital public services in the EU and Latin America &amp; the Caribbean.</w:t>
+        <w:t xml:space="preserve">The EU-LAC Digital Alliance fosters eGovernance cooperation between the EU and Latin America &amp; the Caribbean, focusing on interoperability and digital public services.</w:t>
       </w:r>
     </w:p>
     <w:p>
@@ -89,7 +89,7 @@
         </w:numPr>
       </w:pPr>
       <w:r>
-        <w:t xml:space="preserve">A key focus is on establishing a digital civil registry in El Salvador to ensure legal identity and access to public services for all citizens.</w:t>
+        <w:t xml:space="preserve">Key projects include the Central American Digital Trade Platform, enhancing cross-border trade with IT system interoperability and reducing trade costs by 3.2%.</w:t>
       </w:r>
     </w:p>
     <w:p>
@@ -101,7 +101,7 @@
         </w:numPr>
       </w:pPr>
       <w:r>
-        <w:t xml:space="preserve">The initiative promotes women’s participation in GovTech, equipping them with skills to drive digital transformation in public administration.</w:t>
+        <w:t xml:space="preserve">The alliance supports digital identity initiatives, such as El Salvador’s digital civil registry modernization, improving citizen access to services and legal recognition.</w:t>
       </w:r>
     </w:p>
     <w:p>
@@ -113,7 +113,7 @@
         </w:numPr>
       </w:pPr>
       <w:r>
-        <w:t xml:space="preserve">The dialogue serves as a platform for sharing best practices and experiences, contributing to a roadmap for bi-regional cooperation on digital governance.</w:t>
+        <w:t xml:space="preserve">Women in GovTech programs promote gender inclusion by training women in digital government service development, supported by EU member states and international organizations.</w:t>
       </w:r>
     </w:p>
     <w:p>
@@ -125,7 +125,19 @@
         </w:numPr>
       </w:pPr>
       <w:r>
-        <w:t xml:space="preserve">The Central American Digital Trade Platform exemplifies successful interoperability, facilitating trade and reducing costs for over 10,000 companies.</w:t>
+        <w:t xml:space="preserve">The alliance operates under the EU Global Gateway strategy, with funding for digital infrastructure, cybersecurity, and regulatory frameworks to protect data and citizens’ rights.</w:t>
+      </w:r>
+    </w:p>
+    <w:p>
+      <w:pPr>
+        <w:pStyle w:val="Compact"/>
+        <w:numPr>
+          <w:ilvl w:val="0"/>
+          <w:numId w:val="1001"/>
+        </w:numPr>
+      </w:pPr>
+      <w:r>
+        <w:t xml:space="preserve">Bi-regional dialogue aims to create a joint roadmap for eGovernance cooperation ahead of the 2025 EU-CELAC Summit, enhancing strategic autonomy and economic growth.</w:t>
       </w:r>
     </w:p>
     <w:bookmarkEnd w:id="21"/>
@@ -195,7 +207,7 @@
               <w:pStyle w:val="Compact"/>
             </w:pPr>
             <w:r>
-              <w:t xml:space="preserve">European Commission; Costa Rica; Guatemala; Estonia; Paula Bogantes; Edie Cux; Felice Zaccheo; Ana Maria Busoniu; Hannes Astok; Sealtiel Álvarez Sánchez</w:t>
+              <w:t xml:space="preserve">European Union; European Commission; EU Member States; EU Delegations; Governments; Government Officials; Policy Level Representatives; Community of Latin American and Caribbean States</w:t>
             </w:r>
           </w:p>
         </w:tc>
@@ -219,31 +231,7 @@
               <w:pStyle w:val="Compact"/>
             </w:pPr>
             <w:r>
-              <w:t xml:space="preserve">GovStack; ITU-International Telecommunication Union; DIAL-Digital Impact Alliance; EU-LAC Digital Alliance</w:t>
-            </w:r>
-          </w:p>
-        </w:tc>
-      </w:tr>
-      <w:tr>
-        <w:tc>
-          <w:tcPr/>
-          <w:p>
-            <w:pPr>
-              <w:pStyle w:val="Compact"/>
-            </w:pPr>
-            <w:r>
-              <w:t xml:space="preserve">Economic Actors</w:t>
-            </w:r>
-          </w:p>
-        </w:tc>
-        <w:tc>
-          <w:tcPr/>
-          <w:p>
-            <w:pPr>
-              <w:pStyle w:val="Compact"/>
-            </w:pPr>
-            <w:r>
-              <w:t xml:space="preserve">EU Global Gateway; Inter-American Development Bank; World Bank</w:t>
+              <w:t xml:space="preserve">EU-LAC Digital Alliance; Technology Organisations</w:t>
             </w:r>
           </w:p>
         </w:tc>
@@ -305,6 +293,30 @@
               <w:pStyle w:val="Compact"/>
             </w:pPr>
             <w:r>
+              <w:t xml:space="preserve">Digital Transformation &amp; Strategy</w:t>
+            </w:r>
+          </w:p>
+        </w:tc>
+        <w:tc>
+          <w:tcPr/>
+          <w:p>
+            <w:pPr>
+              <w:pStyle w:val="Compact"/>
+            </w:pPr>
+            <w:r>
+              <w:t xml:space="preserve">Digital Platforms; Digital Trade; Digital Infrastructure; Digital Policy; Digital Ecosystem</w:t>
+            </w:r>
+          </w:p>
+        </w:tc>
+      </w:tr>
+      <w:tr>
+        <w:tc>
+          <w:tcPr/>
+          <w:p>
+            <w:pPr>
+              <w:pStyle w:val="Compact"/>
+            </w:pPr>
+            <w:r>
               <w:t xml:space="preserve">Data &amp; Governance</w:t>
             </w:r>
           </w:p>
@@ -316,7 +328,31 @@
               <w:pStyle w:val="Compact"/>
             </w:pPr>
             <w:r>
-              <w:t xml:space="preserve">E-Governance; Digital Governance; Data Protection</w:t>
+              <w:t xml:space="preserve">E-Governance; Data Governance; Digital Governance; Data Protection</w:t>
+            </w:r>
+          </w:p>
+        </w:tc>
+      </w:tr>
+      <w:tr>
+        <w:tc>
+          <w:tcPr/>
+          <w:p>
+            <w:pPr>
+              <w:pStyle w:val="Compact"/>
+            </w:pPr>
+            <w:r>
+              <w:t xml:space="preserve">Inclusion &amp; Social Development</w:t>
+            </w:r>
+          </w:p>
+        </w:tc>
+        <w:tc>
+          <w:tcPr/>
+          <w:p>
+            <w:pPr>
+              <w:pStyle w:val="Compact"/>
+            </w:pPr>
+            <w:r>
+              <w:t xml:space="preserve">Gender Equality in Tech; Digital Skills Development</w:t>
             </w:r>
           </w:p>
         </w:tc>
@@ -340,31 +376,7 @@
               <w:pStyle w:val="Compact"/>
             </w:pPr>
             <w:r>
-              <w:t xml:space="preserve">EU-LAC Digital Alliance; Bi-regional Cooperation; Global Digital Cooperation</w:t>
-            </w:r>
-          </w:p>
-        </w:tc>
-      </w:tr>
-      <w:tr>
-        <w:tc>
-          <w:tcPr/>
-          <w:p>
-            <w:pPr>
-              <w:pStyle w:val="Compact"/>
-            </w:pPr>
-            <w:r>
-              <w:t xml:space="preserve">Inclusion &amp; Social Development</w:t>
-            </w:r>
-          </w:p>
-        </w:tc>
-        <w:tc>
-          <w:tcPr/>
-          <w:p>
-            <w:pPr>
-              <w:pStyle w:val="Compact"/>
-            </w:pPr>
-            <w:r>
-              <w:t xml:space="preserve">Digital Inclusion; Gender Equality in Tech</w:t>
+              <w:t xml:space="preserve">EU-LAC Digital Alliance; Bi-regional Cooperation; Digital &amp; Technological Partnerships</w:t>
             </w:r>
           </w:p>
         </w:tc>
@@ -389,7 +401,7 @@
         </w:numPr>
       </w:pPr>
       <w:r>
-        <w:t xml:space="preserve">The EU-LAC Digital Alliance is implementing a roadmap for bi-regional cooperation on eGovernance, which includes an action plan for increasing interoperability among digital public services in LAC countries and the EU.</w:t>
+        <w:t xml:space="preserve">Implementation of the Central American Digital Trade Platform connecting government authorities across six Central American countries to facilitate cross-border trade, supported by EUR 8 million from the EU Global Gateway for design and implementation in 2023, with a second phase funded with EUR 5 million to enhance cybersecurity and platform functionalities.</w:t>
       </w:r>
     </w:p>
     <w:p>
@@ -401,7 +413,19 @@
         </w:numPr>
       </w:pPr>
       <w:r>
-        <w:t xml:space="preserve">The Central American Digital Trade Platform is operational, facilitating cross-border interactions with government authorities and simplifying trade for users from six Central American countries, benefiting over 10,000 exporting companies.</w:t>
+        <w:t xml:space="preserve">EU agreement with the government of El Salvador to implement the</w:t>
+      </w:r>
+      <w:r>
+        <w:t xml:space="preserve"> </w:t>
+      </w:r>
+      <w:r>
+        <w:t xml:space="preserve">“Strengthening the Digital Civil Register System of El Salvador”</w:t>
+      </w:r>
+      <w:r>
+        <w:t xml:space="preserve"> </w:t>
+      </w:r>
+      <w:r>
+        <w:t xml:space="preserve">project, aimed at automating and interoperabilizing birth and death registries, improving legal identity registration, and enhancing data protection regulation.</w:t>
       </w:r>
     </w:p>
     <w:p>
@@ -413,7 +437,7 @@
         </w:numPr>
       </w:pPr>
       <w:r>
-        <w:t xml:space="preserve">The EU Global Gateway has provided EUR 8 million for the design and implementation of the Central American Digital Trade Platform, with a second phase of funding amounting to EUR 5 million aimed at boosting cybersecurity and enhancing platform functionalities.</w:t>
+        <w:t xml:space="preserve">Launch of the first cohort of Women in GovTech under the GovStack initiative (by Germany, Estonia, ITU, and DIAL) with 18 participants from LAC, providing training in citizen-centric digital government services to scale up women’s digital skills and professional profiles in public administration digitalization.</w:t>
       </w:r>
     </w:p>
     <w:p>
@@ -425,43 +449,7 @@
         </w:numPr>
       </w:pPr>
       <w:r>
-        <w:t xml:space="preserve">An agreement has been signed between the EU and the government of El Salvador for the project</w:t>
-      </w:r>
-      <w:r>
-        <w:t xml:space="preserve"> </w:t>
-      </w:r>
-      <w:r>
-        <w:t xml:space="preserve">“Strengthening the Digital Civil Register System of El Salvador,”</w:t>
-      </w:r>
-      <w:r>
-        <w:t xml:space="preserve"> </w:t>
-      </w:r>
-      <w:r>
-        <w:t xml:space="preserve">aimed at updating and automating the birth and death registration system.</w:t>
-      </w:r>
-    </w:p>
-    <w:p>
-      <w:pPr>
-        <w:pStyle w:val="Compact"/>
-        <w:numPr>
-          <w:ilvl w:val="0"/>
-          <w:numId w:val="1002"/>
-        </w:numPr>
-      </w:pPr>
-      <w:r>
-        <w:t xml:space="preserve">The GovStack initiative, supported by Germany, Estonia, ITU, and DIAL, has launched a cohort for women in GovTech in LAC, focusing on developing skills for citizen-centric digital government services.</w:t>
-      </w:r>
-    </w:p>
-    <w:p>
-      <w:pPr>
-        <w:pStyle w:val="Compact"/>
-        <w:numPr>
-          <w:ilvl w:val="0"/>
-          <w:numId w:val="1002"/>
-        </w:numPr>
-      </w:pPr>
-      <w:r>
-        <w:t xml:space="preserve">A Joint Declaration was issued by participating countries during the EU-CELAC Summit in July 2023, committing to regular bi-regional dialogue and cooperation on digital matters.</w:t>
+        <w:t xml:space="preserve">Ongoing bi-regional cooperation and dialogue on eGovernance between EU and LAC countries, including a Joint Declaration at the EU-CELAC Summit in July 2023 committing to regular cooperation and a roadmap for interoperability and cross-border use of electronic IDs and signatures.</w:t>
       </w:r>
     </w:p>
     <w:bookmarkEnd w:id="24"/>
@@ -483,7 +471,7 @@
         </w:numPr>
       </w:pPr>
       <w:r>
-        <w:t xml:space="preserve">The EU Global Gateway contributed EUR 8 million for the design and implementation of the Central American Digital Trade Platform in 2023.</w:t>
+        <w:t xml:space="preserve">EU Global Gateway contributed EUR 8 million in 2023 for the design and implementation of the Central American Digital Trade Platform.</w:t>
       </w:r>
     </w:p>
     <w:p>
@@ -495,7 +483,7 @@
         </w:numPr>
       </w:pPr>
       <w:r>
-        <w:t xml:space="preserve">The second phase of the Central American Digital Trade Platform project will have an overall funding of EUR 5 million to boost cybersecurity and strengthen the platform’s functionalities.</w:t>
+        <w:t xml:space="preserve">A second phase of the Central American Digital Trade Platform project will receive overall funding of EUR 5 million to boost cybersecurity and strengthen platform functionalities.</w:t>
       </w:r>
     </w:p>
     <w:p>
@@ -507,7 +495,7 @@
         </w:numPr>
       </w:pPr>
       <w:r>
-        <w:t xml:space="preserve">The Central American Digital Trade Platform is estimated to reduce trade costs by 3.2%.</w:t>
+        <w:t xml:space="preserve">The EU-LAC Digital Alliance aims to co-develop a roadmap for bi-regional cooperation on eGovernance and set concrete steps for a joint regional agenda ahead of the 2025 EU-CELAC Summit.</w:t>
       </w:r>
     </w:p>
     <w:p>
@@ -519,31 +507,7 @@
         </w:numPr>
       </w:pPr>
       <w:r>
-        <w:t xml:space="preserve">The EU has signed an agreement with the government of El Salvador for the implementation of the project</w:t>
-      </w:r>
-      <w:r>
-        <w:t xml:space="preserve"> </w:t>
-      </w:r>
-      <w:r>
-        <w:t xml:space="preserve">“Strengthening the Digital Civil Register System of El Salvador,”</w:t>
-      </w:r>
-      <w:r>
-        <w:t xml:space="preserve"> </w:t>
-      </w:r>
-      <w:r>
-        <w:t xml:space="preserve">which aims to fully automate and make the birth and death registration system interoperable.</w:t>
-      </w:r>
-    </w:p>
-    <w:p>
-      <w:pPr>
-        <w:pStyle w:val="Compact"/>
-        <w:numPr>
-          <w:ilvl w:val="0"/>
-          <w:numId w:val="1003"/>
-        </w:numPr>
-      </w:pPr>
-      <w:r>
-        <w:t xml:space="preserve">A roadmap for bi-regional cooperation on eGovernance is to be co-developed ahead of the 2025 EU-CELAC Summit.</w:t>
+        <w:t xml:space="preserve">More than 10,000 Central American exporting companies are projected to benefit from the Central American Digital Trade Platform, which is estimated to reduce trade costs by 3.2%.</w:t>
       </w:r>
     </w:p>
     <w:bookmarkEnd w:id="25"/>
